--- a/PROJECT_REPORT.docx
+++ b/PROJECT_REPORT.docx
@@ -6807,91 +6807,57 @@
     </w:p>
     <w:p>
       <w:pPr>
-        <w:spacing w:before="80" w:after="160" w:lineRule="auto" w:line="240"/>
-        <w:jc w:val="left"/>
-      </w:pPr>
-      <w:r>
-        <w:rPr>
-          <w:rFonts w:ascii="Courier New" w:hAnsi="Courier New"/>
-          <w:b w:val="0"/>
-          <w:i w:val="0"/>
-          <w:sz w:val="18"/>
-        </w:rPr>
-        <w:t>┌─────────────────────────────────────────────────────────────┐</w:t>
-        <w:br/>
-        <w:t>│                        ENTITY RELATIONSHIP DIAGRAM           │</w:t>
-        <w:br/>
-        <w:t>└─────────────────────────────────────────────────────────────┘</w:t>
-        <w:br/>
-        <w:br/>
-        <w:t>┌──────────────────────────────────┐</w:t>
-        <w:br/>
-        <w:t>│         PROPERTIES               │</w:t>
-        <w:br/>
-        <w:t>├──────────────────────────────────┤</w:t>
-        <w:br/>
-        <w:t>│ id (PK)                          │</w:t>
-        <w:br/>
-        <w:t>│ title                            │</w:t>
-        <w:br/>
-        <w:t>│ type                             │</w:t>
-        <w:br/>
-        <w:t>│ status                           │</w:t>
-        <w:br/>
-        <w:t>│ price                            │</w:t>
-        <w:br/>
-        <w:t>│ bedrooms                         │</w:t>
-        <w:br/>
-        <w:t>│ bathrooms                        │</w:t>
-        <w:br/>
-        <w:t>│ area                             │</w:t>
-        <w:br/>
-        <w:t>│ areaUnit                         │</w:t>
-        <w:br/>
-        <w:t>│ city                             │</w:t>
-        <w:br/>
-        <w:t>│ district                         │</w:t>
-        <w:br/>
-        <w:t>│ address                          │</w:t>
-        <w:br/>
-        <w:t>│ description                      │</w:t>
-        <w:br/>
-        <w:t>│ features (JSON)                  │</w:t>
-        <w:br/>
-        <w:t>│ images (JSON)                    │</w:t>
-        <w:br/>
-        <w:t>│ contact                          │</w:t>
-        <w:br/>
-        <w:t>│ listedDate                       │</w:t>
-        <w:br/>
-        <w:t>│ featured                         │</w:t>
-        <w:br/>
-        <w:t>└──────────────────────────────────┘</w:t>
-        <w:br/>
-        <w:t xml:space="preserve">         │</w:t>
-        <w:br/>
-        <w:t xml:space="preserve">         │ 1:N</w:t>
-        <w:br/>
-        <w:t xml:space="preserve">         ├─────────────────────────┐</w:t>
-        <w:br/>
-        <w:t xml:space="preserve">         │                         │</w:t>
-        <w:br/>
-        <w:t>┌──────────────────────┐  ┌──────────────────────┐</w:t>
-        <w:br/>
-        <w:t>│    FEATURES          │  │      IMAGES          │</w:t>
-        <w:br/>
-        <w:t>├──────────────────────┤  ├──────────────────────┤</w:t>
-        <w:br/>
-        <w:t>│ id (PK)              │  │ id (PK)              │</w:t>
-        <w:br/>
-        <w:t>│ property_id (FK)     │  │ property_id (FK)     │</w:t>
-        <w:br/>
-        <w:t>│ feature_name         │  │ image_path           │</w:t>
-        <w:br/>
-        <w:t>│ feature_value        │  │ upload_date          │</w:t>
-        <w:br/>
-        <w:t>└──────────────────────┘  └──────────────────────┘</w:t>
-        <w:br/>
+        <w:spacing w:before="200" w:after="80" w:lineRule="auto" w:line="240"/>
+        <w:jc w:val="center"/>
+      </w:pPr>
+      <w:r>
+        <w:drawing>
+          <wp:inline xmlns:a="http://schemas.openxmlformats.org/drawingml/2006/main" xmlns:pic="http://schemas.openxmlformats.org/drawingml/2006/picture">
+            <wp:extent cx="5303520" cy="3293765"/>
+            <wp:docPr id="1" name="Picture 1"/>
+            <wp:cNvGraphicFramePr>
+              <a:graphicFrameLocks noChangeAspect="1"/>
+            </wp:cNvGraphicFramePr>
+            <a:graphic>
+              <a:graphicData uri="http://schemas.openxmlformats.org/drawingml/2006/picture">
+                <pic:pic>
+                  <pic:nvPicPr>
+                    <pic:cNvPr id="0" name="er_diagram.png"/>
+                    <pic:cNvPicPr/>
+                  </pic:nvPicPr>
+                  <pic:blipFill>
+                    <a:blip r:embed="rId10"/>
+                    <a:stretch>
+                      <a:fillRect/>
+                    </a:stretch>
+                  </pic:blipFill>
+                  <pic:spPr>
+                    <a:xfrm>
+                      <a:off x="0" y="0"/>
+                      <a:ext cx="5303520" cy="3293765"/>
+                    </a:xfrm>
+                    <a:prstGeom prst="rect"/>
+                  </pic:spPr>
+                </pic:pic>
+              </a:graphicData>
+            </a:graphic>
+          </wp:inline>
+        </w:drawing>
+      </w:r>
+    </w:p>
+    <w:p>
+      <w:pPr>
+        <w:spacing w:before="40" w:after="240" w:lineRule="auto" w:line="240"/>
+        <w:jc w:val="center"/>
+      </w:pPr>
+      <w:r>
+        <w:rPr>
+          <w:rFonts w:ascii="Times New Roman" w:hAnsi="Times New Roman"/>
+          <w:b/>
+          <w:i/>
+          <w:sz w:val="20"/>
+        </w:rPr>
+        <w:t>Figure 3.1: Entity-Relationship Diagram – Properties, Features, and Images entities</w:t>
       </w:r>
     </w:p>
     <w:p>
@@ -7028,79 +6994,57 @@
     </w:p>
     <w:p>
       <w:pPr>
-        <w:spacing w:before="80" w:after="160" w:lineRule="auto" w:line="240"/>
-        <w:jc w:val="left"/>
-      </w:pPr>
-      <w:r>
-        <w:rPr>
-          <w:rFonts w:ascii="Courier New" w:hAnsi="Courier New"/>
-          <w:b w:val="0"/>
-          <w:i w:val="0"/>
-          <w:sz w:val="18"/>
-        </w:rPr>
-        <w:t>┌─────────────────────────────────────────────────────────────────┐</w:t>
-        <w:br/>
-        <w:t>│                    SYSTEM BOUNDARY                              │</w:t>
-        <w:br/>
-        <w:t>│  ┌──────────────────────────────────────────────────────────┐  │</w:t>
-        <w:br/>
-        <w:t>│  │              Nepal Real Estate System                    │  │</w:t>
-        <w:br/>
-        <w:t>│  │                                                          │  │</w:t>
-        <w:br/>
-        <w:t>│  │   ┌─────────────────────────────────────────────────┐   │  │</w:t>
-        <w:br/>
-        <w:t>│  │   │         USE CASES                               │   │  │</w:t>
-        <w:br/>
-        <w:t>│  │   │                                                 │   │  │</w:t>
-        <w:br/>
-        <w:t>│  │   │  1. View All Properties                        │   │  │</w:t>
-        <w:br/>
-        <w:t>│  │   │  2. Search Properties by Filters               │   │  │</w:t>
-        <w:br/>
-        <w:t>│  │   │  3. View Property Details                      │   │  │</w:t>
-        <w:br/>
-        <w:t>│  │   │  4. View Featured Properties                   │   │  │</w:t>
-        <w:br/>
-        <w:t>│  │   │  5. Browse Properties by Category              │   │  │</w:t>
-        <w:br/>
-        <w:t>│  │   │  6. Contact Property Owner                     │   │  │</w:t>
-        <w:br/>
-        <w:t>│  │   │  7. Filter by Price Range                      │   │  │</w:t>
-        <w:br/>
-        <w:t>│  │   │  8. Filter by Location                         │   │  │</w:t>
-        <w:br/>
-        <w:t>│  │   │  9. Filter by Bedroom Count                    │   │  │</w:t>
-        <w:br/>
-        <w:t>│  │                                                      │   │  │</w:t>
-        <w:br/>
-        <w:t>│  │   └─────────────────────────────────────────────────┘   │  │</w:t>
-        <w:br/>
-        <w:t>│  └──────────────────────────────────────────────────────────┘  │</w:t>
-        <w:br/>
-        <w:t>│                          ▲                                      │</w:t>
-        <w:br/>
-        <w:t>│                          │ Interacts                            │</w:t>
-        <w:br/>
-        <w:t>│                          │                                      │</w:t>
-        <w:br/>
-        <w:t>│                   ┌──────┴──────┐                               │</w:t>
-        <w:br/>
-        <w:t>│                   │             │                               │</w:t>
-        <w:br/>
-        <w:t>│              ┌────▼────┐   ┌────▼─────┐                        │</w:t>
-        <w:br/>
-        <w:t>│              │  User   │   │Property   │                        │</w:t>
-        <w:br/>
-        <w:t>│              │(Buyer/  │   │ Manager   │                        │</w:t>
-        <w:br/>
-        <w:t>│              │ Renter) │   │           │                        │</w:t>
-        <w:br/>
-        <w:t>│              └─────────┘   └───────────┘                        │</w:t>
-        <w:br/>
-        <w:t>│                                                                 │</w:t>
-        <w:br/>
-        <w:t>└─────────────────────────────────────────────────────────────────┘</w:t>
+        <w:spacing w:before="200" w:after="80" w:lineRule="auto" w:line="240"/>
+        <w:jc w:val="center"/>
+      </w:pPr>
+      <w:r>
+        <w:drawing>
+          <wp:inline xmlns:a="http://schemas.openxmlformats.org/drawingml/2006/main" xmlns:pic="http://schemas.openxmlformats.org/drawingml/2006/picture">
+            <wp:extent cx="5303520" cy="3721768"/>
+            <wp:docPr id="2" name="Picture 2"/>
+            <wp:cNvGraphicFramePr>
+              <a:graphicFrameLocks noChangeAspect="1"/>
+            </wp:cNvGraphicFramePr>
+            <a:graphic>
+              <a:graphicData uri="http://schemas.openxmlformats.org/drawingml/2006/picture">
+                <pic:pic>
+                  <pic:nvPicPr>
+                    <pic:cNvPr id="0" name="use_case_diagram.png"/>
+                    <pic:cNvPicPr/>
+                  </pic:nvPicPr>
+                  <pic:blipFill>
+                    <a:blip r:embed="rId11"/>
+                    <a:stretch>
+                      <a:fillRect/>
+                    </a:stretch>
+                  </pic:blipFill>
+                  <pic:spPr>
+                    <a:xfrm>
+                      <a:off x="0" y="0"/>
+                      <a:ext cx="5303520" cy="3721768"/>
+                    </a:xfrm>
+                    <a:prstGeom prst="rect"/>
+                  </pic:spPr>
+                </pic:pic>
+              </a:graphicData>
+            </a:graphic>
+          </wp:inline>
+        </w:drawing>
+      </w:r>
+    </w:p>
+    <w:p>
+      <w:pPr>
+        <w:spacing w:before="40" w:after="240" w:lineRule="auto" w:line="240"/>
+        <w:jc w:val="center"/>
+      </w:pPr>
+      <w:r>
+        <w:rPr>
+          <w:rFonts w:ascii="Times New Roman" w:hAnsi="Times New Roman"/>
+          <w:b/>
+          <w:i/>
+          <w:sz w:val="20"/>
+        </w:rPr>
+        <w:t>Figure 3.2: Use Case Diagram – Actors and system use cases for the Nepal Real Estate Application</w:t>
       </w:r>
     </w:p>
     <w:p>
@@ -7990,43 +7934,57 @@
     </w:p>
     <w:p>
       <w:pPr>
-        <w:spacing w:before="80" w:after="160" w:lineRule="auto" w:line="240"/>
-        <w:jc w:val="left"/>
-      </w:pPr>
-      <w:r>
-        <w:rPr>
-          <w:rFonts w:ascii="Courier New" w:hAnsi="Courier New"/>
-          <w:b w:val="0"/>
-          <w:i w:val="0"/>
-          <w:sz w:val="18"/>
-        </w:rPr>
-        <w:t xml:space="preserve">                           User Input</w:t>
-        <w:br/>
-        <w:t xml:space="preserve">                                 │</w:t>
-        <w:br/>
-        <w:t xml:space="preserve">                                 ▼</w:t>
-        <w:br/>
-        <w:t xml:space="preserve">    ┌──────────────────────────────────────────────┐</w:t>
-        <w:br/>
-        <w:t xml:space="preserve">    │   Nepal Real Estate Web Application         │</w:t>
-        <w:br/>
-        <w:t xml:space="preserve">    │                                              │</w:t>
-        <w:br/>
-        <w:t xml:space="preserve">    │   - Property Search &amp; Filtering              │</w:t>
-        <w:br/>
-        <w:t xml:space="preserve">    │   - Property Listing Display                 │</w:t>
-        <w:br/>
-        <w:t xml:space="preserve">    │   - Data Management                          │</w:t>
-        <w:br/>
-        <w:t xml:space="preserve">    │                                              │</w:t>
-        <w:br/>
-        <w:t xml:space="preserve">    └──────────────────────────────────────────────┘</w:t>
-        <w:br/>
-        <w:t xml:space="preserve">                    │</w:t>
-        <w:br/>
-        <w:t xml:space="preserve">            Output: Property Data</w:t>
-        <w:br/>
-        <w:t xml:space="preserve">            (HTML, JSON)</w:t>
+        <w:spacing w:before="200" w:after="80" w:lineRule="auto" w:line="240"/>
+        <w:jc w:val="center"/>
+      </w:pPr>
+      <w:r>
+        <w:drawing>
+          <wp:inline xmlns:a="http://schemas.openxmlformats.org/drawingml/2006/main" xmlns:pic="http://schemas.openxmlformats.org/drawingml/2006/picture">
+            <wp:extent cx="5303520" cy="3425932"/>
+            <wp:docPr id="3" name="Picture 3"/>
+            <wp:cNvGraphicFramePr>
+              <a:graphicFrameLocks noChangeAspect="1"/>
+            </wp:cNvGraphicFramePr>
+            <a:graphic>
+              <a:graphicData uri="http://schemas.openxmlformats.org/drawingml/2006/picture">
+                <pic:pic>
+                  <pic:nvPicPr>
+                    <pic:cNvPr id="0" name="dfd_level0.png"/>
+                    <pic:cNvPicPr/>
+                  </pic:nvPicPr>
+                  <pic:blipFill>
+                    <a:blip r:embed="rId12"/>
+                    <a:stretch>
+                      <a:fillRect/>
+                    </a:stretch>
+                  </pic:blipFill>
+                  <pic:spPr>
+                    <a:xfrm>
+                      <a:off x="0" y="0"/>
+                      <a:ext cx="5303520" cy="3425932"/>
+                    </a:xfrm>
+                    <a:prstGeom prst="rect"/>
+                  </pic:spPr>
+                </pic:pic>
+              </a:graphicData>
+            </a:graphic>
+          </wp:inline>
+        </w:drawing>
+      </w:r>
+    </w:p>
+    <w:p>
+      <w:pPr>
+        <w:spacing w:before="40" w:after="240" w:lineRule="auto" w:line="240"/>
+        <w:jc w:val="center"/>
+      </w:pPr>
+      <w:r>
+        <w:rPr>
+          <w:rFonts w:ascii="Times New Roman" w:hAnsi="Times New Roman"/>
+          <w:b/>
+          <w:i/>
+          <w:sz w:val="20"/>
+        </w:rPr>
+        <w:t>Figure 3.3: DFD Level 0 – Context Diagram showing top-level data flows</w:t>
       </w:r>
     </w:p>
     <w:p>
@@ -8046,131 +8004,57 @@
     </w:p>
     <w:p>
       <w:pPr>
-        <w:spacing w:before="80" w:after="160" w:lineRule="auto" w:line="240"/>
-        <w:jc w:val="left"/>
-      </w:pPr>
-      <w:r>
-        <w:rPr>
-          <w:rFonts w:ascii="Courier New" w:hAnsi="Courier New"/>
-          <w:b w:val="0"/>
-          <w:i w:val="0"/>
-          <w:sz w:val="18"/>
-        </w:rPr>
-        <w:t>┌─────────────┐</w:t>
-        <w:br/>
-        <w:t>│   Client    │</w:t>
-        <w:br/>
-        <w:t>│  (Browser)  │</w:t>
-        <w:br/>
-        <w:t>└──────┬──────┘</w:t>
-        <w:br/>
-        <w:t xml:space="preserve">       │</w:t>
-        <w:br/>
-        <w:t xml:space="preserve">       │ HTTP Request</w:t>
-        <w:br/>
-        <w:t xml:space="preserve">       │ (Search Criteria)</w:t>
-        <w:br/>
-        <w:t xml:space="preserve">       ▼</w:t>
-        <w:br/>
-        <w:t>┌──────────────────────────┐</w:t>
-        <w:br/>
-        <w:t>│  API Router              │</w:t>
-        <w:br/>
-        <w:t>│  (Express Routes)        │</w:t>
-        <w:br/>
-        <w:t>└──┬───────────┬───────────┬──┐</w:t>
-        <w:br/>
-        <w:t xml:space="preserve">   │           │           │  │</w:t>
-        <w:br/>
-        <w:t xml:space="preserve">   │ GET       │ GET       │  │ GET</w:t>
-        <w:br/>
-        <w:t xml:space="preserve">   │ /api/     │ /api/     │  │ /api/</w:t>
-        <w:br/>
-        <w:t xml:space="preserve">   │properties │properties/│  │properties</w:t>
-        <w:br/>
-        <w:t xml:space="preserve">   │           │featured   │  │:id</w:t>
-        <w:br/>
-        <w:t xml:space="preserve">   │           │           │  │</w:t>
-        <w:br/>
-        <w:t xml:space="preserve">   ▼           ▼           ▼  ▼</w:t>
-        <w:br/>
-        <w:t>┌─────────────────────────────────────┐</w:t>
-        <w:br/>
-        <w:t>│   Request Handler Functions         │</w:t>
-        <w:br/>
-        <w:t>│   - Validate Parameters              │</w:t>
-        <w:br/>
-        <w:t>│   - Apply Filters                    │</w:t>
-        <w:br/>
-        <w:t>│   - Query Data                       │</w:t>
-        <w:br/>
-        <w:t>│   - Format Response                  │</w:t>
-        <w:br/>
-        <w:t>└─────────────────────────────────────┘</w:t>
-        <w:br/>
-        <w:t xml:space="preserve">   │</w:t>
-        <w:br/>
-        <w:t xml:space="preserve">   │ Read Operations</w:t>
-        <w:br/>
-        <w:t xml:space="preserve">   ▼</w:t>
-        <w:br/>
-        <w:t>┌─────────────────────────────────────┐</w:t>
-        <w:br/>
-        <w:t>│   Data Layer                        │</w:t>
-        <w:br/>
-        <w:t>│   - Load Properties JSON            │</w:t>
-        <w:br/>
-        <w:t>│   - Parse JSON Data                 │</w:t>
-        <w:br/>
-        <w:t>│   - Return Property Objects         │</w:t>
-        <w:br/>
-        <w:t>└─────────────────────────────────────┘</w:t>
-        <w:br/>
-        <w:t xml:space="preserve">   │</w:t>
-        <w:br/>
-        <w:t xml:space="preserve">   │ Property Data</w:t>
-        <w:br/>
-        <w:t xml:space="preserve">   ▼</w:t>
-        <w:br/>
-        <w:t>┌──────────────────────────────────────┐</w:t>
-        <w:br/>
-        <w:t>│  JSON File Storage                   │</w:t>
-        <w:br/>
-        <w:t>│  (properties.json)                   │</w:t>
-        <w:br/>
-        <w:t>└──────────────────────────────────────┘</w:t>
-        <w:br/>
-        <w:t xml:space="preserve">       │</w:t>
-        <w:br/>
-        <w:t xml:space="preserve">       │ Filtered Data</w:t>
-        <w:br/>
-        <w:t xml:space="preserve">       ▼</w:t>
-        <w:br/>
-        <w:t>┌─────────────────────────────────────┐</w:t>
-        <w:br/>
-        <w:t>│   Response Formatter                │</w:t>
-        <w:br/>
-        <w:t>│   - Convert to JSON                 │</w:t>
-        <w:br/>
-        <w:t>│   - Add Metadata (count, success)   │</w:t>
-        <w:br/>
-        <w:t>└─────────────────────────────────────┘</w:t>
-        <w:br/>
-        <w:t xml:space="preserve">       │</w:t>
-        <w:br/>
-        <w:t xml:space="preserve">       │ HTTP Response (JSON)</w:t>
-        <w:br/>
-        <w:t xml:space="preserve">       ▼</w:t>
-        <w:br/>
-        <w:t>┌──────────────┐</w:t>
-        <w:br/>
-        <w:t>│   Client     │</w:t>
-        <w:br/>
-        <w:t>│   Receives   │</w:t>
-        <w:br/>
-        <w:t>│   Data       │</w:t>
-        <w:br/>
-        <w:t>└──────────────┘</w:t>
+        <w:spacing w:before="200" w:after="80" w:lineRule="auto" w:line="240"/>
+        <w:jc w:val="center"/>
+      </w:pPr>
+      <w:r>
+        <w:drawing>
+          <wp:inline xmlns:a="http://schemas.openxmlformats.org/drawingml/2006/main" xmlns:pic="http://schemas.openxmlformats.org/drawingml/2006/picture">
+            <wp:extent cx="5303520" cy="3840836"/>
+            <wp:docPr id="4" name="Picture 4"/>
+            <wp:cNvGraphicFramePr>
+              <a:graphicFrameLocks noChangeAspect="1"/>
+            </wp:cNvGraphicFramePr>
+            <a:graphic>
+              <a:graphicData uri="http://schemas.openxmlformats.org/drawingml/2006/picture">
+                <pic:pic>
+                  <pic:nvPicPr>
+                    <pic:cNvPr id="0" name="dfd_level1.png"/>
+                    <pic:cNvPicPr/>
+                  </pic:nvPicPr>
+                  <pic:blipFill>
+                    <a:blip r:embed="rId13"/>
+                    <a:stretch>
+                      <a:fillRect/>
+                    </a:stretch>
+                  </pic:blipFill>
+                  <pic:spPr>
+                    <a:xfrm>
+                      <a:off x="0" y="0"/>
+                      <a:ext cx="5303520" cy="3840836"/>
+                    </a:xfrm>
+                    <a:prstGeom prst="rect"/>
+                  </pic:spPr>
+                </pic:pic>
+              </a:graphicData>
+            </a:graphic>
+          </wp:inline>
+        </w:drawing>
+      </w:r>
+    </w:p>
+    <w:p>
+      <w:pPr>
+        <w:spacing w:before="40" w:after="240" w:lineRule="auto" w:line="240"/>
+        <w:jc w:val="center"/>
+      </w:pPr>
+      <w:r>
+        <w:rPr>
+          <w:rFonts w:ascii="Times New Roman" w:hAnsi="Times New Roman"/>
+          <w:b/>
+          <w:i/>
+          <w:sz w:val="20"/>
+        </w:rPr>
+        <w:t>Figure 3.4: DFD Level 1 – Detailed data flow through API Router, Filter Engine, and Data Store</w:t>
       </w:r>
     </w:p>
     <w:p>
@@ -8273,165 +8157,57 @@
     </w:p>
     <w:p>
       <w:pPr>
-        <w:spacing w:before="80" w:after="160" w:lineRule="auto" w:line="240"/>
-        <w:jc w:val="left"/>
-      </w:pPr>
-      <w:r>
-        <w:rPr>
-          <w:rFonts w:ascii="Courier New" w:hAnsi="Courier New"/>
-          <w:b w:val="0"/>
-          <w:i w:val="0"/>
-          <w:sz w:val="18"/>
-        </w:rPr>
-        <w:t>┌─────────────────────────────────────────────────────────────┐</w:t>
-        <w:br/>
-        <w:t>│                  CLASS DIAGRAM                              │</w:t>
-        <w:br/>
-        <w:t>└─────────────────────────────────────────────────────────────┘</w:t>
-        <w:br/>
-        <w:br/>
-        <w:t>┌──────────────────────────────────────────┐</w:t>
-        <w:br/>
-        <w:t>│           Property                        │</w:t>
-        <w:br/>
-        <w:t>├──────────────────────────────────────────┤</w:t>
-        <w:br/>
-        <w:t>│ - id: number                             │</w:t>
-        <w:br/>
-        <w:t>│ - title: string                          │</w:t>
-        <w:br/>
-        <w:t>│ - type: string (enum)                    │</w:t>
-        <w:br/>
-        <w:t>│ - status: string (enum)                  │</w:t>
-        <w:br/>
-        <w:t>│ - price: number                          │</w:t>
-        <w:br/>
-        <w:t>│ - bedrooms: number                       │</w:t>
-        <w:br/>
-        <w:t>│ - bathrooms: number                      │</w:t>
-        <w:br/>
-        <w:t>│ - area: number                           │</w:t>
-        <w:br/>
-        <w:t>│ - areaUnit: string                       │</w:t>
-        <w:br/>
-        <w:t>│ - city: string                           │</w:t>
-        <w:br/>
-        <w:t>│ - district: string                       │</w:t>
-        <w:br/>
-        <w:t>│ - address: string                        │</w:t>
-        <w:br/>
-        <w:t>│ - description: string                    │</w:t>
-        <w:br/>
-        <w:t>│ - features: Feature[]                    │</w:t>
-        <w:br/>
-        <w:t>│ - images: Image[]                        │</w:t>
-        <w:br/>
-        <w:t>│ - contact: string                        │</w:t>
-        <w:br/>
-        <w:t>│ - listedDate: string                     │</w:t>
-        <w:br/>
-        <w:t>│ - featured: boolean                      │</w:t>
-        <w:br/>
-        <w:t>├──────────────────────────────────────────┤</w:t>
-        <w:br/>
-        <w:t>│ + getDetails(): void                     │</w:t>
-        <w:br/>
-        <w:t>│ + matchFilters(filters): boolean         │</w:t>
-        <w:br/>
-        <w:t>│ + toJSON(): object                       │</w:t>
-        <w:br/>
-        <w:t>└──────────────────────────────────────────┘</w:t>
-        <w:br/>
-        <w:t xml:space="preserve">         │</w:t>
-        <w:br/>
-        <w:t xml:space="preserve">         │ Composition</w:t>
-        <w:br/>
-        <w:t xml:space="preserve">         │</w:t>
-        <w:br/>
-        <w:t xml:space="preserve">    ┌────┴────┐</w:t>
-        <w:br/>
-        <w:t xml:space="preserve">    │          │</w:t>
-        <w:br/>
-        <w:t>┌───▼──────────┐    ┌───────────────┐</w:t>
-        <w:br/>
-        <w:t>│   Feature    │    │     Image     │</w:t>
-        <w:br/>
-        <w:t>├──────────────┤    ├───────────────┤</w:t>
-        <w:br/>
-        <w:t>│ - name       │    │ - path        │</w:t>
-        <w:br/>
-        <w:t>│ - value      │    │ - uploadDate  │</w:t>
-        <w:br/>
-        <w:t>├──────────────┤    ├───────────────┤</w:t>
-        <w:br/>
-        <w:t>│ + getValue() │    │ + getURL()    │</w:t>
-        <w:br/>
-        <w:t>└──────────────┘    └───────────────┘</w:t>
-        <w:br/>
-        <w:br/>
-        <w:t>┌──────────────────────────────────────┐</w:t>
-        <w:br/>
-        <w:t>│      PropertyRepository              │</w:t>
-        <w:br/>
-        <w:t>├──────────────────────────────────────┤</w:t>
-        <w:br/>
-        <w:t>│ - properties: Property[]             │</w:t>
-        <w:br/>
-        <w:t>├──────────────────────────────────────┤</w:t>
-        <w:br/>
-        <w:t>│ + loadAll(): Property[]               │</w:t>
-        <w:br/>
-        <w:t>│ + getById(id): Property               │</w:t>
-        <w:br/>
-        <w:t>│ + search(filters): Property[]         │</w:t>
-        <w:br/>
-        <w:t>│ + getFeatured(): Property[]           │</w:t>
-        <w:br/>
-        <w:t>│ + save(property): void                │</w:t>
-        <w:br/>
-        <w:t>└──────────────────────────────────────┘</w:t>
-        <w:br/>
-        <w:br/>
-        <w:t>┌──────────────────────────────────────┐</w:t>
-        <w:br/>
-        <w:t>│   PropertyController                 │</w:t>
-        <w:br/>
-        <w:t>├──────────────────────────────────────┤</w:t>
-        <w:br/>
-        <w:t>│ - repository: PropertyRepository     │</w:t>
-        <w:br/>
-        <w:t>├──────────────────────────────────────┤</w:t>
-        <w:br/>
-        <w:t>│ + getAll(req, res): void              │</w:t>
-        <w:br/>
-        <w:t>│ + getById(req, res): void             │</w:t>
-        <w:br/>
-        <w:t>│ + search(req, res): void              │</w:t>
-        <w:br/>
-        <w:t>│ + getFeatured(req, res): void         │</w:t>
-        <w:br/>
-        <w:t>└──────────────────────────────────────┘</w:t>
-        <w:br/>
-        <w:br/>
-        <w:t>┌──────────────────────────────────────┐</w:t>
-        <w:br/>
-        <w:t>│     PropertyValidator                │</w:t>
-        <w:br/>
-        <w:t>├──────────────────────────────────────┤</w:t>
-        <w:br/>
-        <w:t>│ - validTypes: string[]               │</w:t>
-        <w:br/>
-        <w:t>│ - validStatuses: string[]            │</w:t>
-        <w:br/>
-        <w:t>├──────────────────────────────────────┤</w:t>
-        <w:br/>
-        <w:t>│ + validateFilters(filters): boolean   │</w:t>
-        <w:br/>
-        <w:t>│ + validatePrice(price): boolean       │</w:t>
-        <w:br/>
-        <w:t>│ + validateId(id): boolean             │</w:t>
-        <w:br/>
-        <w:t>└──────────────────────────────────────┘</w:t>
+        <w:spacing w:before="200" w:after="80" w:lineRule="auto" w:line="240"/>
+        <w:jc w:val="center"/>
+      </w:pPr>
+      <w:r>
+        <w:drawing>
+          <wp:inline xmlns:a="http://schemas.openxmlformats.org/drawingml/2006/main" xmlns:pic="http://schemas.openxmlformats.org/drawingml/2006/picture">
+            <wp:extent cx="5303520" cy="3386315"/>
+            <wp:docPr id="5" name="Picture 5"/>
+            <wp:cNvGraphicFramePr>
+              <a:graphicFrameLocks noChangeAspect="1"/>
+            </wp:cNvGraphicFramePr>
+            <a:graphic>
+              <a:graphicData uri="http://schemas.openxmlformats.org/drawingml/2006/picture">
+                <pic:pic>
+                  <pic:nvPicPr>
+                    <pic:cNvPr id="0" name="class_diagram.png"/>
+                    <pic:cNvPicPr/>
+                  </pic:nvPicPr>
+                  <pic:blipFill>
+                    <a:blip r:embed="rId14"/>
+                    <a:stretch>
+                      <a:fillRect/>
+                    </a:stretch>
+                  </pic:blipFill>
+                  <pic:spPr>
+                    <a:xfrm>
+                      <a:off x="0" y="0"/>
+                      <a:ext cx="5303520" cy="3386315"/>
+                    </a:xfrm>
+                    <a:prstGeom prst="rect"/>
+                  </pic:spPr>
+                </pic:pic>
+              </a:graphicData>
+            </a:graphic>
+          </wp:inline>
+        </w:drawing>
+      </w:r>
+    </w:p>
+    <w:p>
+      <w:pPr>
+        <w:spacing w:before="40" w:after="240" w:lineRule="auto" w:line="240"/>
+        <w:jc w:val="center"/>
+      </w:pPr>
+      <w:r>
+        <w:rPr>
+          <w:rFonts w:ascii="Times New Roman" w:hAnsi="Times New Roman"/>
+          <w:b/>
+          <w:i/>
+          <w:sz w:val="20"/>
+        </w:rPr>
+        <w:t>Figure 3.5: Class Diagram – Property domain model with Repository, Controller, and Validator classes</w:t>
       </w:r>
     </w:p>
     <w:p>
@@ -8481,107 +8257,57 @@
     </w:p>
     <w:p>
       <w:pPr>
-        <w:spacing w:before="80" w:after="160" w:lineRule="auto" w:line="240"/>
-        <w:jc w:val="left"/>
-      </w:pPr>
-      <w:r>
-        <w:rPr>
-          <w:rFonts w:ascii="Courier New" w:hAnsi="Courier New"/>
-          <w:b w:val="0"/>
-          <w:i w:val="0"/>
-          <w:sz w:val="18"/>
-        </w:rPr>
-        <w:t>┌─────────────────────────────────────────────────────────────┐</w:t>
-        <w:br/>
-        <w:t>│                    CLIENT TIER                              │</w:t>
-        <w:br/>
-        <w:t>│  ┌────────────────────────────────────────────────────────┐ │</w:t>
-        <w:br/>
-        <w:t>│  │ Desktop Browser / Mobile Browser                       │ │</w:t>
-        <w:br/>
-        <w:t>│  │  HTML5 | CSS3 | Vanilla JavaScript                    │ │</w:t>
-        <w:br/>
-        <w:t>│  │  - UI Rendering                                        │ │</w:t>
-        <w:br/>
-        <w:t>│  │  - Event Handling                                      │ │</w:t>
-        <w:br/>
-        <w:t>│  │  - API Communication (Fetch API / XMLHttpRequest)     │ │</w:t>
-        <w:br/>
-        <w:t>│  └────────────────────────────────────────────────────────┘ │</w:t>
-        <w:br/>
-        <w:t>└─────────────────────────────────────────────────────────────┘</w:t>
-        <w:br/>
-        <w:t xml:space="preserve">                       │</w:t>
-        <w:br/>
-        <w:t xml:space="preserve">                  HTTP/HTTPS</w:t>
-        <w:br/>
-        <w:t xml:space="preserve">                       │</w:t>
-        <w:br/>
-        <w:t>┌─────────────────────────────────────────────────────────────┐</w:t>
-        <w:br/>
-        <w:t>│                  SERVER TIER                                │</w:t>
-        <w:br/>
-        <w:t>│  ┌────────────────────────────────────────────────────────┐ │</w:t>
-        <w:br/>
-        <w:t>│  │ Node.js Runtime                                        │ │</w:t>
-        <w:br/>
-        <w:t>│  └────────────────────────────────────────────────────────┘ │</w:t>
-        <w:br/>
-        <w:t>│  ┌────────────────────────────────────────────────────────┐ │</w:t>
-        <w:br/>
-        <w:t>│  │ Express.js Web Framework                               │ │</w:t>
-        <w:br/>
-        <w:t>│  │  - Request Handling                                    │ │</w:t>
-        <w:br/>
-        <w:t>│  │  - Middleware Pipeline (CORS, Rate Limiting)          │ │</w:t>
-        <w:br/>
-        <w:t>│  │  - Route Definition                                    │ │</w:t>
-        <w:br/>
-        <w:t>│  └────────────────────────────────────────────────────────┘ │</w:t>
-        <w:br/>
-        <w:t>│  ┌────────────────────────────────────────────────────────┐ │</w:t>
-        <w:br/>
-        <w:t>│  │ Application Logic Layer                                │ │</w:t>
-        <w:br/>
-        <w:t>│  │  - PropertyController (Request Handlers)              │ │</w:t>
-        <w:br/>
-        <w:t>│  │  - PropertyValidator (Input Validation)               │ │</w:t>
-        <w:br/>
-        <w:t>│  │  - FilterEngine (Search &amp; Filter Logic)               │ │</w:t>
-        <w:br/>
-        <w:t>│  └────────────────────────────────────────────────────────┘ │</w:t>
-        <w:br/>
-        <w:t>│  ┌────────────────────────────────────────────────────────┐ │</w:t>
-        <w:br/>
-        <w:t>│  │ Data Access Layer                                      │ │</w:t>
-        <w:br/>
-        <w:t>│  │  - PropertyRepository (Data Operations)               │ │</w:t>
-        <w:br/>
-        <w:t>│  │  - DataLoader (File I/O)                              │ │</w:t>
-        <w:br/>
-        <w:t>│  └────────────────────────────────────────────────────────┘ │</w:t>
-        <w:br/>
-        <w:t>└─────────────────────────────────────────────────────────────┘</w:t>
-        <w:br/>
-        <w:t xml:space="preserve">                       │</w:t>
-        <w:br/>
-        <w:t xml:space="preserve">                File System Access</w:t>
-        <w:br/>
-        <w:t xml:space="preserve">                       │</w:t>
-        <w:br/>
-        <w:t>┌─────────────────────────────────────────────────────────────┐</w:t>
-        <w:br/>
-        <w:t>│                DATA TIER                                    │</w:t>
-        <w:br/>
-        <w:t>│  ┌────────────────────────────────────────────────────────┐ │</w:t>
-        <w:br/>
-        <w:t>│  │ JSON File Storage                                      │ │</w:t>
-        <w:br/>
-        <w:t>│  │ (data/properties.json)                                │ │</w:t>
-        <w:br/>
-        <w:t>│  └────────────────────────────────────────────────────────┘ │</w:t>
-        <w:br/>
-        <w:t>└─────────────────────────────────────────────────────────────┘</w:t>
+        <w:spacing w:before="200" w:after="80" w:lineRule="auto" w:line="240"/>
+        <w:jc w:val="center"/>
+      </w:pPr>
+      <w:r>
+        <w:drawing>
+          <wp:inline xmlns:a="http://schemas.openxmlformats.org/drawingml/2006/main" xmlns:pic="http://schemas.openxmlformats.org/drawingml/2006/picture">
+            <wp:extent cx="5303520" cy="4585219"/>
+            <wp:docPr id="6" name="Picture 6"/>
+            <wp:cNvGraphicFramePr>
+              <a:graphicFrameLocks noChangeAspect="1"/>
+            </wp:cNvGraphicFramePr>
+            <a:graphic>
+              <a:graphicData uri="http://schemas.openxmlformats.org/drawingml/2006/picture">
+                <pic:pic>
+                  <pic:nvPicPr>
+                    <pic:cNvPr id="0" name="architecture_diagram.png"/>
+                    <pic:cNvPicPr/>
+                  </pic:nvPicPr>
+                  <pic:blipFill>
+                    <a:blip r:embed="rId15"/>
+                    <a:stretch>
+                      <a:fillRect/>
+                    </a:stretch>
+                  </pic:blipFill>
+                  <pic:spPr>
+                    <a:xfrm>
+                      <a:off x="0" y="0"/>
+                      <a:ext cx="5303520" cy="4585219"/>
+                    </a:xfrm>
+                    <a:prstGeom prst="rect"/>
+                  </pic:spPr>
+                </pic:pic>
+              </a:graphicData>
+            </a:graphic>
+          </wp:inline>
+        </w:drawing>
+      </w:r>
+    </w:p>
+    <w:p>
+      <w:pPr>
+        <w:spacing w:before="40" w:after="240" w:lineRule="auto" w:line="240"/>
+        <w:jc w:val="center"/>
+      </w:pPr>
+      <w:r>
+        <w:rPr>
+          <w:rFonts w:ascii="Times New Roman" w:hAnsi="Times New Roman"/>
+          <w:b/>
+          <w:i/>
+          <w:sz w:val="20"/>
+        </w:rPr>
+        <w:t>Figure 3.6: System Architecture – Three-tier Client-Server architecture with REST API</w:t>
       </w:r>
     </w:p>
     <w:p>
@@ -8915,73 +8641,57 @@
     </w:p>
     <w:p>
       <w:pPr>
-        <w:spacing w:before="80" w:after="160" w:lineRule="auto" w:line="240"/>
-        <w:jc w:val="left"/>
-      </w:pPr>
-      <w:r>
-        <w:rPr>
-          <w:rFonts w:ascii="Courier New" w:hAnsi="Courier New"/>
-          <w:b w:val="0"/>
-          <w:i w:val="0"/>
-          <w:sz w:val="18"/>
-        </w:rPr>
-        <w:t>┌─────────────────────────────────────────────────┐</w:t>
-        <w:br/>
-        <w:t>│         NEPAL ESTATES NAVIGATION BAR             │</w:t>
-        <w:br/>
-        <w:t>│ Logo    Home  Properties  Contact          Mobile│</w:t>
-        <w:br/>
-        <w:t>└─────────────────────────────────────────────────┘</w:t>
-        <w:br/>
-        <w:t>┌─────────────────────────────────────────────────┐</w:t>
-        <w:br/>
-        <w:t>│                  HERO SECTION                   │</w:t>
-        <w:br/>
-        <w:t>│     Find Your Dream Property in Nepal           │</w:t>
-        <w:br/>
-        <w:t>│              [Search Form with Filters]         │</w:t>
-        <w:br/>
-        <w:t>│  Status [ ] Type [ ] City [ ]  [Search Button] │</w:t>
-        <w:br/>
-        <w:t>└─────────────────────────────────────────────────┘</w:t>
-        <w:br/>
-        <w:t>┌─────────────────────────────────────────────────┐</w:t>
-        <w:br/>
-        <w:t>│            FEATURED PROPERTIES CARDS            │</w:t>
-        <w:br/>
-        <w:t>│  ┌──────────┐  ┌──────────┐  ┌──────────┐     │</w:t>
-        <w:br/>
-        <w:t>│  │ Property │  │ Property │  │ Property │     │</w:t>
-        <w:br/>
-        <w:t>│  │ Image    │  │ Image    │  │ Image    │     │</w:t>
-        <w:br/>
-        <w:t>│  │ Title    │  │ Title    │  │ Title    │     │</w:t>
-        <w:br/>
-        <w:t>│  │ Price    │  │ Price    │  │ Price    │     │</w:t>
-        <w:br/>
-        <w:t>│  │ Beds/Ba  │  │ Beds/Ba  │  │ Beds/Ba  │     │</w:t>
-        <w:br/>
-        <w:t>│  │ Location │  │ Location │  │ Location │     │</w:t>
-        <w:br/>
-        <w:t>│  │ [Details]│  │ [Details]│  │ [Details]│     │</w:t>
-        <w:br/>
-        <w:t>│  └──────────┘  └──────────┘  └──────────┘     │</w:t>
-        <w:br/>
-        <w:t>└─────────────────────────────────────────────────┘</w:t>
-        <w:br/>
-        <w:t>┌─────────────────────────────────────────────────┐</w:t>
-        <w:br/>
-        <w:t>│            Quick Stats / Info Section           │</w:t>
-        <w:br/>
-        <w:t>│  • 500+ Properties  • 3 Cities  • 24/7 Support │</w:t>
-        <w:br/>
-        <w:t>└─────────────────────────────────────────────────┘</w:t>
-        <w:br/>
-        <w:t>┌─────────────────────────────────────────────────┐</w:t>
-        <w:br/>
-        <w:t>│             FOOTER NAVIGATION                   │</w:t>
-        <w:br/>
-        <w:t>└─────────────────────────────────────────────────┘</w:t>
+        <w:spacing w:before="200" w:after="80" w:lineRule="auto" w:line="240"/>
+        <w:jc w:val="center"/>
+      </w:pPr>
+      <w:r>
+        <w:drawing>
+          <wp:inline xmlns:a="http://schemas.openxmlformats.org/drawingml/2006/main" xmlns:pic="http://schemas.openxmlformats.org/drawingml/2006/picture">
+            <wp:extent cx="5303520" cy="5966460"/>
+            <wp:docPr id="7" name="Picture 7"/>
+            <wp:cNvGraphicFramePr>
+              <a:graphicFrameLocks noChangeAspect="1"/>
+            </wp:cNvGraphicFramePr>
+            <a:graphic>
+              <a:graphicData uri="http://schemas.openxmlformats.org/drawingml/2006/picture">
+                <pic:pic>
+                  <pic:nvPicPr>
+                    <pic:cNvPr id="0" name="wireframe_home.png"/>
+                    <pic:cNvPicPr/>
+                  </pic:nvPicPr>
+                  <pic:blipFill>
+                    <a:blip r:embed="rId16"/>
+                    <a:stretch>
+                      <a:fillRect/>
+                    </a:stretch>
+                  </pic:blipFill>
+                  <pic:spPr>
+                    <a:xfrm>
+                      <a:off x="0" y="0"/>
+                      <a:ext cx="5303520" cy="5966460"/>
+                    </a:xfrm>
+                    <a:prstGeom prst="rect"/>
+                  </pic:spPr>
+                </pic:pic>
+              </a:graphicData>
+            </a:graphic>
+          </wp:inline>
+        </w:drawing>
+      </w:r>
+    </w:p>
+    <w:p>
+      <w:pPr>
+        <w:spacing w:before="40" w:after="240" w:lineRule="auto" w:line="240"/>
+        <w:jc w:val="center"/>
+      </w:pPr>
+      <w:r>
+        <w:rPr>
+          <w:rFonts w:ascii="Times New Roman" w:hAnsi="Times New Roman"/>
+          <w:b/>
+          <w:i/>
+          <w:sz w:val="20"/>
+        </w:rPr>
+        <w:t>Figure 3.8(a): Home Page (index.html) UI Wireframe – Navigation, hero search, featured property cards, and footer</w:t>
       </w:r>
     </w:p>
     <w:p>
@@ -9001,59 +8711,57 @@
     </w:p>
     <w:p>
       <w:pPr>
-        <w:spacing w:before="80" w:after="160" w:lineRule="auto" w:line="240"/>
-        <w:jc w:val="left"/>
-      </w:pPr>
-      <w:r>
-        <w:rPr>
-          <w:rFonts w:ascii="Courier New" w:hAnsi="Courier New"/>
-          <w:b w:val="0"/>
-          <w:i w:val="0"/>
-          <w:sz w:val="18"/>
-        </w:rPr>
-        <w:t>┌─────────────────────────────────────────────────┐</w:t>
-        <w:br/>
-        <w:t>│              NAVIGATION BAR                      │</w:t>
-        <w:br/>
-        <w:t>└─────────────────────────────────────────────────┘</w:t>
-        <w:br/>
-        <w:t>┌─────────────────────────────────────┬───────────┐</w:t>
-        <w:br/>
-        <w:t>│  SEARCH &amp; FILTER SIDEBAR            │ RESULTS   │</w:t>
-        <w:br/>
-        <w:t>│  ┌─────────────────────────────────┐│           │</w:t>
-        <w:br/>
-        <w:t>│  │ Status: [Buy▼] [Rent▼]         ││ ┌────────┐│</w:t>
-        <w:br/>
-        <w:t>│  │ Property Type:                  ││ │Card 1  ││</w:t>
-        <w:br/>
-        <w:t>│  │ □ Apartment □ House             ││ └────────┘│</w:t>
-        <w:br/>
-        <w:t>│  │ □ Villa □ Commercial            ││ ┌────────┐│</w:t>
-        <w:br/>
-        <w:t>│  │ □ Land                          ││ │Card 2  ││</w:t>
-        <w:br/>
-        <w:t>│  │ City: [Kathmandu▼]              ││ └────────┘│</w:t>
-        <w:br/>
-        <w:t>│  │ Price Range:                    ││ ┌────────┐│</w:t>
-        <w:br/>
-        <w:t>│  │ Min: [_______] Max: [_______]  ││ │Card 3  ││</w:t>
-        <w:br/>
-        <w:t>│  │ Bedrooms: Min [__] Bedrooms    ││ └────────┘│</w:t>
-        <w:br/>
-        <w:t>│  │ □ Featured Only                 ││           │</w:t>
-        <w:br/>
-        <w:t>│  │ [SEARCH]  [RESET]              ││ [Load More]│</w:t>
-        <w:br/>
-        <w:t>│  └─────────────────────────────────┘└───────────┘</w:t>
-        <w:br/>
-        <w:t>└─────────────────────────────────────┴───────────┘</w:t>
-        <w:br/>
-        <w:t>┌─────────────────────────────────────────────────┐</w:t>
-        <w:br/>
-        <w:t>│               FOOTER                            │</w:t>
-        <w:br/>
-        <w:t>└─────────────────────────────────────────────────┘</w:t>
+        <w:spacing w:before="200" w:after="80" w:lineRule="auto" w:line="240"/>
+        <w:jc w:val="center"/>
+      </w:pPr>
+      <w:r>
+        <w:drawing>
+          <wp:inline xmlns:a="http://schemas.openxmlformats.org/drawingml/2006/main" xmlns:pic="http://schemas.openxmlformats.org/drawingml/2006/picture">
+            <wp:extent cx="5303520" cy="4559166"/>
+            <wp:docPr id="8" name="Picture 8"/>
+            <wp:cNvGraphicFramePr>
+              <a:graphicFrameLocks noChangeAspect="1"/>
+            </wp:cNvGraphicFramePr>
+            <a:graphic>
+              <a:graphicData uri="http://schemas.openxmlformats.org/drawingml/2006/picture">
+                <pic:pic>
+                  <pic:nvPicPr>
+                    <pic:cNvPr id="0" name="wireframe_properties.png"/>
+                    <pic:cNvPicPr/>
+                  </pic:nvPicPr>
+                  <pic:blipFill>
+                    <a:blip r:embed="rId17"/>
+                    <a:stretch>
+                      <a:fillRect/>
+                    </a:stretch>
+                  </pic:blipFill>
+                  <pic:spPr>
+                    <a:xfrm>
+                      <a:off x="0" y="0"/>
+                      <a:ext cx="5303520" cy="4559166"/>
+                    </a:xfrm>
+                    <a:prstGeom prst="rect"/>
+                  </pic:spPr>
+                </pic:pic>
+              </a:graphicData>
+            </a:graphic>
+          </wp:inline>
+        </w:drawing>
+      </w:r>
+    </w:p>
+    <w:p>
+      <w:pPr>
+        <w:spacing w:before="40" w:after="240" w:lineRule="auto" w:line="240"/>
+        <w:jc w:val="center"/>
+      </w:pPr>
+      <w:r>
+        <w:rPr>
+          <w:rFonts w:ascii="Times New Roman" w:hAnsi="Times New Roman"/>
+          <w:b/>
+          <w:i/>
+          <w:sz w:val="20"/>
+        </w:rPr>
+        <w:t>Figure 3.8(b): Properties Listing Page (properties.html) UI Wireframe – Filter sidebar and property grid</w:t>
       </w:r>
     </w:p>
     <w:p>
@@ -9073,83 +8781,57 @@
     </w:p>
     <w:p>
       <w:pPr>
-        <w:spacing w:before="80" w:after="160" w:lineRule="auto" w:line="240"/>
-        <w:jc w:val="left"/>
-      </w:pPr>
-      <w:r>
-        <w:rPr>
-          <w:rFonts w:ascii="Courier New" w:hAnsi="Courier New"/>
-          <w:b w:val="0"/>
-          <w:i w:val="0"/>
-          <w:sz w:val="18"/>
-        </w:rPr>
-        <w:t>┌─────────────────────────────────────────────────┐</w:t>
-        <w:br/>
-        <w:t>│              NAVIGATION BAR                      │</w:t>
-        <w:br/>
-        <w:t>└─────────────────────────────────────────────────┘</w:t>
-        <w:br/>
-        <w:t>┌─────────────────────────────────────┬───────────┐</w:t>
-        <w:br/>
-        <w:t>│                                      │ Similar  │</w:t>
-        <w:br/>
-        <w:t>│   IMAGE GALLERY                      │ Properties</w:t>
-        <w:br/>
-        <w:t>│  ┌─────────────────────────────────┐│           │</w:t>
-        <w:br/>
-        <w:t>│  │         Main Image              ││ ┌────────┐│</w:t>
-        <w:br/>
-        <w:t>│  │       (Large View)              ││ │Card 1  ││</w:t>
-        <w:br/>
-        <w:t>│  └─────────────────────────────────┘│ └────────┘│</w:t>
-        <w:br/>
-        <w:t>│  [Thumb1] [Thumb2] [Thumb3] ...    │ ┌────────┐│</w:t>
-        <w:br/>
-        <w:t>│                                      │ │Card 2  ││</w:t>
-        <w:br/>
-        <w:t>│  PROPERTY DETAILS                   │ └────────┘│</w:t>
-        <w:br/>
-        <w:t>│  Title: Modern Apartment in Thamel  │           │</w:t>
-        <w:br/>
-        <w:t>│  Status: For Sale                   │           │</w:t>
-        <w:br/>
-        <w:t>│  Price: NPR 8,500,000               │           │</w:t>
-        <w:br/>
-        <w:t>│  Type: Apartment                    │           │</w:t>
-        <w:br/>
-        <w:t>│  Beds: 2  Baths: 2                  │           │</w:t>
-        <w:br/>
-        <w:t>│  Area: 850 sqft                     │           │</w:t>
-        <w:br/>
-        <w:t>│  Location: Thamel, Kathmandu        │           │</w:t>
-        <w:br/>
-        <w:t>│                                      │           │</w:t>
-        <w:br/>
-        <w:t>│  FEATURES:                          │           │</w:t>
-        <w:br/>
-        <w:t>│  ✓ Parking ✓ Security ✓ Lift        │           │</w:t>
-        <w:br/>
-        <w:t>│                                      │           │</w:t>
-        <w:br/>
-        <w:t>│  DESCRIPTION:                       │           │</w:t>
-        <w:br/>
-        <w:t>│  A beautifully designed modern      │           │</w:t>
-        <w:br/>
-        <w:t>│  apartment in the heart of Thamel.. │           │</w:t>
-        <w:br/>
-        <w:t>│                                      │           │</w:t>
-        <w:br/>
-        <w:t>│  CONTACT:                           │           │</w:t>
-        <w:br/>
-        <w:t>│  Phone: 9801234567                  │           │</w:t>
-        <w:br/>
-        <w:t>│  [CALL] [WHATSAPP] [EMAIL]         │           │</w:t>
-        <w:br/>
-        <w:t>├─────────────────────────────────────┴───────────┤</w:t>
-        <w:br/>
-        <w:t>│              FOOTER                              │</w:t>
-        <w:br/>
-        <w:t>└──────────────────────────────────────────────────┘</w:t>
+        <w:spacing w:before="200" w:after="80" w:lineRule="auto" w:line="240"/>
+        <w:jc w:val="center"/>
+      </w:pPr>
+      <w:r>
+        <w:drawing>
+          <wp:inline xmlns:a="http://schemas.openxmlformats.org/drawingml/2006/main" xmlns:pic="http://schemas.openxmlformats.org/drawingml/2006/picture">
+            <wp:extent cx="5303520" cy="5418895"/>
+            <wp:docPr id="9" name="Picture 9"/>
+            <wp:cNvGraphicFramePr>
+              <a:graphicFrameLocks noChangeAspect="1"/>
+            </wp:cNvGraphicFramePr>
+            <a:graphic>
+              <a:graphicData uri="http://schemas.openxmlformats.org/drawingml/2006/picture">
+                <pic:pic>
+                  <pic:nvPicPr>
+                    <pic:cNvPr id="0" name="wireframe_property_detail.png"/>
+                    <pic:cNvPicPr/>
+                  </pic:nvPicPr>
+                  <pic:blipFill>
+                    <a:blip r:embed="rId18"/>
+                    <a:stretch>
+                      <a:fillRect/>
+                    </a:stretch>
+                  </pic:blipFill>
+                  <pic:spPr>
+                    <a:xfrm>
+                      <a:off x="0" y="0"/>
+                      <a:ext cx="5303520" cy="5418895"/>
+                    </a:xfrm>
+                    <a:prstGeom prst="rect"/>
+                  </pic:spPr>
+                </pic:pic>
+              </a:graphicData>
+            </a:graphic>
+          </wp:inline>
+        </w:drawing>
+      </w:r>
+    </w:p>
+    <w:p>
+      <w:pPr>
+        <w:spacing w:before="40" w:after="240" w:lineRule="auto" w:line="240"/>
+        <w:jc w:val="center"/>
+      </w:pPr>
+      <w:r>
+        <w:rPr>
+          <w:rFonts w:ascii="Times New Roman" w:hAnsi="Times New Roman"/>
+          <w:b/>
+          <w:i/>
+          <w:sz w:val="20"/>
+        </w:rPr>
+        <w:t>Figure 3.8(c): Property Detail Page (property.html) UI Wireframe – Image gallery, property details, and similar properties sidebar</w:t>
       </w:r>
     </w:p>
     <w:p>
@@ -9354,192 +9036,57 @@
     </w:p>
     <w:p>
       <w:pPr>
-        <w:spacing w:before="80" w:after="160" w:lineRule="auto" w:line="240"/>
-        <w:jc w:val="left"/>
-      </w:pPr>
-      <w:r>
-        <w:rPr>
-          <w:rFonts w:ascii="Courier New" w:hAnsi="Courier New"/>
-          <w:b w:val="0"/>
-          <w:i w:val="0"/>
-          <w:sz w:val="18"/>
-        </w:rPr>
-        <w:t>┌─────────────────────────────────────────────────────────────┐</w:t>
-        <w:br/>
-        <w:t>│               COMPONENT DIAGRAM                             │</w:t>
-        <w:br/>
-        <w:t>└─────────────────────────────────────────────────────────────┘</w:t>
-        <w:br/>
-        <w:br/>
-        <w:t>┌──────────────────────────────────────────────────────────┐</w:t>
-        <w:br/>
-        <w:t>│                  PRESENTATION LAYER                      │</w:t>
-        <w:br/>
-        <w:t>│  ┌────────────────┐  ┌─────────────────────────────┐    │</w:t>
-        <w:br/>
-        <w:t>│  │ HTML Pages     │  │ CSS Stylesheets             │    │</w:t>
-        <w:br/>
-        <w:t>│  │ - index.html   │  │ - styles.css                │    │</w:t>
-        <w:br/>
-        <w:t>│  │ - properties   │  │ - responsive design         │    │</w:t>
-        <w:br/>
-        <w:t>│  │ - property     │  │ - component styles          │    │</w:t>
-        <w:br/>
-        <w:t>│  │ - contact      │  └─────────────────────────────┘    │</w:t>
-        <w:br/>
-        <w:t>│  └────────────────┘              ▲                      │</w:t>
-        <w:br/>
-        <w:t>│          │                       │                      │</w:t>
-        <w:br/>
-        <w:t>│          └──────────────────┬────┬──────────────────┐   │</w:t>
-        <w:br/>
-        <w:t>│                             │                       │   │</w:t>
-        <w:br/>
-        <w:t>│  ┌──────────────────────────▼────────┐   ┌────────▼──┐ │</w:t>
-        <w:br/>
-        <w:t>│  │ JavaScript Client Engine          │   │ DOM API   │ │</w:t>
-        <w:br/>
-        <w:t>│  │ (main.js)                         │   │ &amp; Fetch   │ │</w:t>
-        <w:br/>
-        <w:t>│  │ - Event Listeners                 │   │ API       │ │</w:t>
-        <w:br/>
-        <w:t>│  │ - API Calls                       │   │           │ │</w:t>
-        <w:br/>
-        <w:t>│  │ - DOM Manipulation                │   └───────────┘ │</w:t>
-        <w:br/>
-        <w:t>│  │ - Frontend Logic                  │                 │</w:t>
-        <w:br/>
-        <w:t>│  └───────────────────────────────────┘                 │</w:t>
-        <w:br/>
-        <w:t>└──────────────────────────────────────────────────────────┘</w:t>
-        <w:br/>
-        <w:t xml:space="preserve">                       │</w:t>
-        <w:br/>
-        <w:t xml:space="preserve">                    HTTP/REST</w:t>
-        <w:br/>
-        <w:t xml:space="preserve">                       │</w:t>
-        <w:br/>
-        <w:t>┌──────────────────────────────────────────────────────────┐</w:t>
-        <w:br/>
-        <w:t>│                  API LAYER (Express.js)                  │</w:t>
-        <w:br/>
-        <w:t>│  ┌──────────────────────────────────────────────────┐   │</w:t>
-        <w:br/>
-        <w:t>│  │ Middleware Pipeline                             │   │</w:t>
-        <w:br/>
-        <w:t>│  │ - CORS Handler                                  │   │</w:t>
-        <w:br/>
-        <w:t>│  │ - JSON Parser                                   │   │</w:t>
-        <w:br/>
-        <w:t>│  │ - Rate Limiter                                  │   │</w:t>
-        <w:br/>
-        <w:t>│  │ - Static File Server                            │   │</w:t>
-        <w:br/>
-        <w:t>│  └──────────────────────────────────────────────────┘   │</w:t>
-        <w:br/>
-        <w:t>│           │                                              │</w:t>
-        <w:br/>
-        <w:t>│           ▼                                              │</w:t>
-        <w:br/>
-        <w:t>│  ┌──────────────────────────────────────────────────┐   │</w:t>
-        <w:br/>
-        <w:t>│  │ Route Handlers (/api/properties)                │   │</w:t>
-        <w:br/>
-        <w:t>│  │ - getAll()                                      │   │</w:t>
-        <w:br/>
-        <w:t>│  │ - getById(id)                                   │   │</w:t>
-        <w:br/>
-        <w:t>│  │ - getFeatured()                                 │   │</w:t>
-        <w:br/>
-        <w:t>│  └──────────────────────────────────────────────────┘   │</w:t>
-        <w:br/>
-        <w:t>└──────────────────────────────────────────────────────────┘</w:t>
-        <w:br/>
-        <w:t xml:space="preserve">                       │</w:t>
-        <w:br/>
-        <w:t xml:space="preserve">                File System I/O</w:t>
-        <w:br/>
-        <w:t xml:space="preserve">                       │</w:t>
-        <w:br/>
-        <w:t>┌──────────────────────────────────────────────────────────┐</w:t>
-        <w:br/>
-        <w:t>│              BUSINESS LOGIC LAYER                        │</w:t>
-        <w:br/>
-        <w:t>│  ┌──────────────────────────────────────────────────┐   │</w:t>
-        <w:br/>
-        <w:t>│  │ Filter Engine                                   │   │</w:t>
-        <w:br/>
-        <w:t>│  │ - applyStatusFilter()                           │   │</w:t>
-        <w:br/>
-        <w:t>│  │ - applyTypeFilter()                             │   │</w:t>
-        <w:br/>
-        <w:t>│  │ - applyCityFilter()                             │   │</w:t>
-        <w:br/>
-        <w:t>│  │ - applyPriceFilter()                            │   │</w:t>
-        <w:br/>
-        <w:t>│  │ - applyBedroomFilter()                          │   │</w:t>
-        <w:br/>
-        <w:t>│  └──────────────────────────────────────────────────┘   │</w:t>
-        <w:br/>
-        <w:t>│  ┌──────────────────────────────────────────────────┐   │</w:t>
-        <w:br/>
-        <w:t>│  │ Validators                                      │   │</w:t>
-        <w:br/>
-        <w:t>│  │ - validateQueryParams()                         │   │</w:t>
-        <w:br/>
-        <w:t>│  │ - validatePropertyId()                          │   │</w:t>
-        <w:br/>
-        <w:t>│  │ - validateFilters()                             │   │</w:t>
-        <w:br/>
-        <w:t>│  └──────────────────────────────────────────────────┘   │</w:t>
-        <w:br/>
-        <w:t>└──────────────────────────────────────────────────────────┘</w:t>
-        <w:br/>
-        <w:t xml:space="preserve">                       │</w:t>
-        <w:br/>
-        <w:t>┌──────────────────────────────────────────────────────────┐</w:t>
-        <w:br/>
-        <w:t>│              DATA ACCESS LAYER                           │</w:t>
-        <w:br/>
-        <w:t>│  ┌──────────────────────────────────────────────────┐   │</w:t>
-        <w:br/>
-        <w:t>│  │ PropertyRepository                              │   │</w:t>
-        <w:br/>
-        <w:t>│  │ - loadProperties()                              │   │</w:t>
-        <w:br/>
-        <w:t>│  │ - getPropertyById(id)                           │   │</w:t>
-        <w:br/>
-        <w:t>│  │ - filterProperties(criteria)                    │   │</w:t>
-        <w:br/>
-        <w:t>│  └──────────────────────────────────────────────────┘   │</w:t>
-        <w:br/>
-        <w:t>│  ┌──────────────────────────────────────────────────┐   │</w:t>
-        <w:br/>
-        <w:t>│  │ FileManager                                     │   │</w:t>
-        <w:br/>
-        <w:t>│  │ - readJSON(path)                                │   │</w:t>
-        <w:br/>
-        <w:t>│  │ - writeJSON(path, data)                         │   │</w:t>
-        <w:br/>
-        <w:t>│  └──────────────────────────────────────────────────┘   │</w:t>
-        <w:br/>
-        <w:t>└──────────────────────────────────────────────────────────┘</w:t>
-        <w:br/>
-        <w:t xml:space="preserve">                       │</w:t>
-        <w:br/>
-        <w:t>┌──────────────────────────────────────────────────────────┐</w:t>
-        <w:br/>
-        <w:t>│              DATA STORAGE LAYER                          │</w:t>
-        <w:br/>
-        <w:t>│  ┌──────────────────────────────────────────────────┐   │</w:t>
-        <w:br/>
-        <w:t>│  │ properties.json                                 │   │</w:t>
-        <w:br/>
-        <w:t>│  │ (Property Dataset)                              │   │</w:t>
-        <w:br/>
-        <w:t>│  └──────────────────────────────────────────────────┘   │</w:t>
-        <w:br/>
-        <w:t>└──────────────────────────────────────────────────────────┘</w:t>
+        <w:spacing w:before="200" w:after="80" w:lineRule="auto" w:line="240"/>
+        <w:jc w:val="center"/>
+      </w:pPr>
+      <w:r>
+        <w:drawing>
+          <wp:inline xmlns:a="http://schemas.openxmlformats.org/drawingml/2006/main" xmlns:pic="http://schemas.openxmlformats.org/drawingml/2006/picture">
+            <wp:extent cx="5303520" cy="4240063"/>
+            <wp:docPr id="10" name="Picture 10"/>
+            <wp:cNvGraphicFramePr>
+              <a:graphicFrameLocks noChangeAspect="1"/>
+            </wp:cNvGraphicFramePr>
+            <a:graphic>
+              <a:graphicData uri="http://schemas.openxmlformats.org/drawingml/2006/picture">
+                <pic:pic>
+                  <pic:nvPicPr>
+                    <pic:cNvPr id="0" name="component_diagram.png"/>
+                    <pic:cNvPicPr/>
+                  </pic:nvPicPr>
+                  <pic:blipFill>
+                    <a:blip r:embed="rId19"/>
+                    <a:stretch>
+                      <a:fillRect/>
+                    </a:stretch>
+                  </pic:blipFill>
+                  <pic:spPr>
+                    <a:xfrm>
+                      <a:off x="0" y="0"/>
+                      <a:ext cx="5303520" cy="4240063"/>
+                    </a:xfrm>
+                    <a:prstGeom prst="rect"/>
+                  </pic:spPr>
+                </pic:pic>
+              </a:graphicData>
+            </a:graphic>
+          </wp:inline>
+        </w:drawing>
+      </w:r>
+    </w:p>
+    <w:p>
+      <w:pPr>
+        <w:spacing w:before="40" w:after="240" w:lineRule="auto" w:line="240"/>
+        <w:jc w:val="center"/>
+      </w:pPr>
+      <w:r>
+        <w:rPr>
+          <w:rFonts w:ascii="Times New Roman" w:hAnsi="Times New Roman"/>
+          <w:b/>
+          <w:i/>
+          <w:sz w:val="20"/>
+        </w:rPr>
+        <w:t>Figure 3.7: Component Diagram – Layered architecture showing Presentation, API, Business Logic, and Data Access layers</w:t>
       </w:r>
     </w:p>
     <w:p>

--- a/PROJECT_REPORT.docx
+++ b/PROJECT_REPORT.docx
@@ -1983,7 +1983,7 @@
           <w:i w:val="0"/>
           <w:sz w:val="24"/>
         </w:rPr>
-        <w:t>17]. Foreign investment has grown, and a significant portion of the Nepali diaspora regularly sends money home for land or housing purchases. Despite this activity, the digital infrastructure for property search in Nepal lags well behind countries of comparable size and internet penetration.</w:t>
+        <w:t>17]. Foreign investment has grown, and a large share of the Nepali diaspora regularly sends money home for land or housing purchases. Despite this activity, the digital infrastructure for property search in Nepal lags well behind countries of comparable size and internet penetration.</w:t>
       </w:r>
     </w:p>
     <w:p>
@@ -4314,7 +4314,7 @@
           <w:i w:val="0"/>
           <w:sz w:val="24"/>
         </w:rPr>
-        <w:t>The home page uses this endpoint to display highlighted listings.</w:t>
+        <w:t>The home page uses this endpoint to display featured listings.</w:t>
       </w:r>
     </w:p>
     <w:p>
@@ -5893,7 +5893,7 @@
                 <w:i w:val="0"/>
                 <w:sz w:val="22"/>
               </w:rPr>
-              <w:t>Sees the highlighted listings on the home page</w:t>
+              <w:t>Sees the featured listings on the home page</w:t>
             </w:r>
           </w:p>
         </w:tc>
@@ -12781,7 +12781,7 @@
           <w:i w:val="0"/>
           <w:sz w:val="24"/>
         </w:rPr>
-        <w:t xml:space="preserve"> — once there are user accounts, letting users save a search or bookmark a property is straightforward to add and significantly improves the user experience.</w:t>
+        <w:t xml:space="preserve"> — once there are user accounts, letting users save a search or bookmark a property is straightforward to add and makes the platform much more useful.</w:t>
       </w:r>
     </w:p>
     <w:p>
@@ -12979,7 +12979,7 @@
           <w:i w:val="0"/>
           <w:sz w:val="24"/>
         </w:rPr>
-        <w:t xml:space="preserve"> — an English/Nepali toggle. A significant portion of the target user base is more comfortable reading Nepali, and NLP tools for Nepali have improved considerably in recent years.</w:t>
+        <w:t xml:space="preserve"> — an English/Nepali toggle. A good chunk of the target user base is more comfortable reading Nepali, and NLP tools for Nepali have improved considerably in recent years.</w:t>
       </w:r>
     </w:p>
     <w:p>
